--- a/Практическая_работа_5/ПР5_Отчет_Kaiten.docx
+++ b/Практическая_работа_5/ПР5_Отчет_Kaiten.docx
@@ -3457,7 +3457,7 @@
           <w:i w:val="0"/>
           <w:sz w:val="28"/>
         </w:rPr>
-        <w:t>В процессе работы возникли трудности: на Timeline не отображались карточки без заданных дат, а на бесплатном тарифе часть представлений ограничена. Проблема решена заданием дат начала и окончания на каждой карточке и использованием доступных представлений «Таблица» и «Timeline». Полученные навыки — постановка задач, оценка сроков, работа с канбан-доской и отчётами — будут использованы при реализации проекта в следующих работах.</w:t>
+        <w:t>В процессе работы возникли трудности: поле «Срок» позволяет задать только одну дату, и карточки не отображались на Timeline, а на бесплатном тарифе часть представлений ограничена. Проблема решена заполнением на каждой карточке поля «Timeline» с датами начала и окончания работ и использованием доступных представлений «Таблица» и «Timeline». Полученные навыки — постановка задач, оценка сроков, работа с канбан-доской и отчётами — будут использованы при реализации проекта в следующих работах.</w:t>
       </w:r>
     </w:p>
     <w:p>

--- a/Практическая_работа_5/ПР5_Отчет_Kaiten.docx
+++ b/Практическая_работа_5/ПР5_Отчет_Kaiten.docx
@@ -3741,41 +3741,35 @@
           <w:rFonts w:cs="Times New Roman"/>
           <w:lang w:val="ru-RU"/>
         </w:rPr>
-        <w:t xml:space="preserve">В процессе работы возникли трудности: на </w:t>
-      </w:r>
-      <w:r>
-        <w:rPr>
-          <w:rFonts w:cs="Times New Roman"/>
-        </w:rPr>
-        <w:t>Timeline</w:t>
-      </w:r>
-      <w:r>
-        <w:rPr>
-          <w:rFonts w:cs="Times New Roman"/>
-          <w:lang w:val="ru-RU"/>
-        </w:rPr>
-        <w:t xml:space="preserve"> не отображались карточки без заданных дат, а на бесплатном тарифе часть представлений ограничена. Проблема решена заданием дат начала и окончания на каждой карточке и использованием доступных представлений «Таблица» и «</w:t>
-      </w:r>
-      <w:r>
-        <w:rPr>
-          <w:rFonts w:cs="Times New Roman"/>
-        </w:rPr>
-        <w:t>Timeline</w:t>
-      </w:r>
-      <w:r>
-        <w:rPr>
-          <w:rFonts w:cs="Times New Roman"/>
-          <w:lang w:val="ru-RU"/>
-        </w:rPr>
-        <w:t xml:space="preserve">». Полученные навыки — постановка задач, оценка сроков, работа с </w:t>
-      </w:r>
-      <w:r>
-        <w:rPr>
-          <w:rFonts w:cs="Times New Roman"/>
-          <w:lang w:val="ru-RU"/>
-        </w:rPr>
-        <w:lastRenderedPageBreak/>
-        <w:t>канбан-доской и отчётами — будут использованы при реализации проекта в следующих работах.</w:t>
+        <w:t>В процессе работы возникли трудности: поле «Срок» позволяет задать только одну дату, и карточки не отображались на Timeline, а на бесплатном тарифе часть представлений ограничена. Проблема решена заполнением на каждой карточке поля «Timeline» с датами начала и окончания работ и использованием доступных представлений «Таблица» и «Timeline». Полученные навыки — постановка задач, оценка сроков, работа с канбан-доской и отчётами — будут использованы при реализации проекта в следующих работах.</w:t>
+      </w:r>
+      <w:r>
+        <w:rPr>
+          <w:rFonts w:cs="Times New Roman"/>
+        </w:rPr>
+      </w:r>
+      <w:r>
+        <w:rPr>
+          <w:rFonts w:cs="Times New Roman"/>
+          <w:lang w:val="ru-RU"/>
+        </w:rPr>
+      </w:r>
+      <w:r>
+        <w:rPr>
+          <w:rFonts w:cs="Times New Roman"/>
+        </w:rPr>
+      </w:r>
+      <w:r>
+        <w:rPr>
+          <w:rFonts w:cs="Times New Roman"/>
+          <w:lang w:val="ru-RU"/>
+        </w:rPr>
+      </w:r>
+      <w:r>
+        <w:rPr>
+          <w:rFonts w:cs="Times New Roman"/>
+          <w:lang w:val="ru-RU"/>
+        </w:rPr>
       </w:r>
     </w:p>
     <w:p>
